--- a/Requirement specification.docx
+++ b/Requirement specification.docx
@@ -1769,6 +1769,9 @@
     </w:p>
     <w:p>
       <w:r>
+        <w:rPr>
+          <w:noProof/>
+        </w:rPr>
         <w:lastRenderedPageBreak/>
         <w:drawing>
           <wp:inline distT="0" distB="0" distL="0" distR="0" wp14:anchorId="5788DF45" wp14:editId="209328FE">
@@ -1810,6 +1813,9 @@
     <w:p/>
     <w:p>
       <w:r>
+        <w:rPr>
+          <w:noProof/>
+        </w:rPr>
         <w:drawing>
           <wp:inline distT="0" distB="0" distL="0" distR="0" wp14:anchorId="6B5CFB00" wp14:editId="3AFEC824">
             <wp:extent cx="5731510" cy="3848100"/>
@@ -1849,6 +1855,9 @@
     </w:p>
     <w:p>
       <w:r>
+        <w:rPr>
+          <w:noProof/>
+        </w:rPr>
         <w:lastRenderedPageBreak/>
         <w:drawing>
           <wp:inline distT="0" distB="0" distL="0" distR="0" wp14:anchorId="2078A500" wp14:editId="7994953D">
@@ -1890,6 +1899,9 @@
     <w:p/>
     <w:p>
       <w:r>
+        <w:rPr>
+          <w:noProof/>
+        </w:rPr>
         <w:drawing>
           <wp:inline distT="0" distB="0" distL="0" distR="0" wp14:anchorId="20339E73" wp14:editId="56E32037">
             <wp:extent cx="5731510" cy="4258945"/>
@@ -1929,6 +1941,9 @@
     </w:p>
     <w:p>
       <w:r>
+        <w:rPr>
+          <w:noProof/>
+        </w:rPr>
         <w:lastRenderedPageBreak/>
         <w:drawing>
           <wp:inline distT="0" distB="0" distL="0" distR="0" wp14:anchorId="40D58A72" wp14:editId="52C4FC72">
@@ -1969,6 +1984,9 @@
     </w:p>
     <w:p>
       <w:r>
+        <w:rPr>
+          <w:noProof/>
+        </w:rPr>
         <w:drawing>
           <wp:inline distT="0" distB="0" distL="0" distR="0" wp14:anchorId="4B4FFE11" wp14:editId="7D7887D8">
             <wp:extent cx="5731510" cy="4043680"/>
@@ -2109,6 +2127,9 @@
     <w:p/>
     <w:p>
       <w:r>
+        <w:rPr>
+          <w:noProof/>
+        </w:rPr>
         <w:drawing>
           <wp:inline distT="0" distB="0" distL="0" distR="0" wp14:anchorId="6F6953C0" wp14:editId="32333864">
             <wp:extent cx="5731510" cy="2770505"/>
@@ -2149,6 +2170,9 @@
     <w:p/>
     <w:p>
       <w:r>
+        <w:rPr>
+          <w:noProof/>
+        </w:rPr>
         <w:lastRenderedPageBreak/>
         <w:drawing>
           <wp:inline distT="0" distB="0" distL="0" distR="0" wp14:anchorId="7E0FC581" wp14:editId="74F9AA80">
@@ -2190,6 +2214,9 @@
     <w:p/>
     <w:p>
       <w:r>
+        <w:rPr>
+          <w:noProof/>
+        </w:rPr>
         <w:lastRenderedPageBreak/>
         <w:drawing>
           <wp:inline distT="0" distB="0" distL="0" distR="0" wp14:anchorId="1F0B719D" wp14:editId="15125A8C">
@@ -2216,6 +2243,51 @@
                     <a:xfrm>
                       <a:off x="0" y="0"/>
                       <a:ext cx="4801270" cy="5696745"/>
+                    </a:xfrm>
+                    <a:prstGeom prst="rect">
+                      <a:avLst/>
+                    </a:prstGeom>
+                  </pic:spPr>
+                </pic:pic>
+              </a:graphicData>
+            </a:graphic>
+          </wp:inline>
+        </w:drawing>
+      </w:r>
+    </w:p>
+    <w:p/>
+    <w:p/>
+    <w:p>
+      <w:r>
+        <w:rPr>
+          <w:noProof/>
+        </w:rPr>
+        <w:lastRenderedPageBreak/>
+        <w:drawing>
+          <wp:inline distT="0" distB="0" distL="0" distR="0" wp14:anchorId="38EAB100" wp14:editId="31828B33">
+            <wp:extent cx="5731510" cy="3820795"/>
+            <wp:effectExtent l="0" t="0" r="2540" b="8255"/>
+            <wp:docPr id="502311004" name="Picture 1"/>
+            <wp:cNvGraphicFramePr>
+              <a:graphicFrameLocks xmlns:a="http://schemas.openxmlformats.org/drawingml/2006/main" noChangeAspect="1"/>
+            </wp:cNvGraphicFramePr>
+            <a:graphic xmlns:a="http://schemas.openxmlformats.org/drawingml/2006/main">
+              <a:graphicData uri="http://schemas.openxmlformats.org/drawingml/2006/picture">
+                <pic:pic xmlns:pic="http://schemas.openxmlformats.org/drawingml/2006/picture">
+                  <pic:nvPicPr>
+                    <pic:cNvPr id="502311004" name="Picture 502311004"/>
+                    <pic:cNvPicPr/>
+                  </pic:nvPicPr>
+                  <pic:blipFill>
+                    <a:blip r:embed="rId14"/>
+                    <a:stretch>
+                      <a:fillRect/>
+                    </a:stretch>
+                  </pic:blipFill>
+                  <pic:spPr>
+                    <a:xfrm>
+                      <a:off x="0" y="0"/>
+                      <a:ext cx="5731510" cy="3820795"/>
                     </a:xfrm>
                     <a:prstGeom prst="rect">
                       <a:avLst/>
